--- a/resume.docx
+++ b/resume.docx
@@ -720,7 +720,7 @@
         <w:pStyle w:val="FirstParagraph"/>
       </w:pPr>
       <w:r>
-        <w:t xml:space="preserve">Available immediately. EU citizen — no work sponsorship required. Open to remote roles for EU or US employers, and to employment or contract.</w:t>
+        <w:t xml:space="preserve">Based in Riemst, Belgium. Open to remote roles, and to employment or contract.</w:t>
       </w:r>
     </w:p>
     <w:bookmarkEnd w:id="18"/>

--- a/resume.docx
+++ b/resume.docx
@@ -280,7 +280,7 @@
         </w:numPr>
       </w:pPr>
       <w:r>
-        <w:t xml:space="preserve">20,639 non-blank tracked lines (Python 20,423) across 26 commits (measured at</w:t>
+        <w:t xml:space="preserve">22,196 non-blank tracked lines (Python 21,980) across 43 commits (measured at</w:t>
       </w:r>
       <w:r>
         <w:t xml:space="preserve"> </w:t>
@@ -289,7 +289,7 @@
         <w:rPr>
           <w:rStyle w:val="VerbatimChar"/>
         </w:rPr>
-        <w:t xml:space="preserve">114f660</w:t>
+        <w:t xml:space="preserve">a047ccd</w:t>
       </w:r>
       <w:r>
         <w:t xml:space="preserve">).</w:t>
